--- a/document-templates/shared/05_Personal_Declaration_EXAMPLE.docx
+++ b/document-templates/shared/05_Personal_Declaration_EXAMPLE.docx
@@ -11,6 +11,8 @@
           <w:rFonts w:ascii="Arial" w:cs="Arial" w:eastAsia="Arial" w:hAnsi="Arial"/>
           <w:b/>
           <w:bCs/>
+          <w:color w:val="1F3864"/>
+          <w:sz w:val="32"/>
         </w:rPr>
         <w:t xml:space="preserve">Personal Introduction &amp; Declaration</w:t>
       </w:r>
